--- a/man/wmawk2.docx
+++ b/man/wmawk2.docx
@@ -24,25 +24,25 @@
         <w:t>.</w:t>
       </w:r>
       <w:r>
-        <w:t>1</w:t>
+        <w:t>2</w:t>
       </w:r>
       <w:r>
         <w:t xml:space="preserve">, </w:t>
       </w:r>
       <w:r>
-        <w:t>May</w:t>
+        <w:t>June</w:t>
       </w:r>
       <w:r>
         <w:t xml:space="preserve"> 2</w:t>
       </w:r>
       <w:r>
-        <w:t>4</w:t>
+        <w:t>2</w:t>
       </w:r>
       <w:r>
         <w:rPr>
           <w:vertAlign w:val="superscript"/>
         </w:rPr>
-        <w:t>th</w:t>
+        <w:t>nd</w:t>
       </w:r>
       <w:r>
         <w:t xml:space="preserve"> </w:t>
@@ -11933,6 +11933,50 @@
       <w:pPr>
         <w:pStyle w:val="BodyText"/>
       </w:pPr>
+      <w:r>
+        <w:t xml:space="preserve">Version </w:t>
+      </w:r>
+      <w:r>
+        <w:rPr>
+          <w:b/>
+          <w:bCs/>
+        </w:rPr>
+        <w:t>2.</w:t>
+      </w:r>
+      <w:r>
+        <w:rPr>
+          <w:b/>
+          <w:bCs/>
+        </w:rPr>
+        <w:t>2</w:t>
+      </w:r>
+      <w:r>
+        <w:t xml:space="preserve"> </w:t>
+      </w:r>
+      <w:r>
+        <w:t xml:space="preserve">adds %f to the list of </w:t>
+      </w:r>
+      <w:proofErr w:type="spellStart"/>
+      <w:proofErr w:type="gramStart"/>
+      <w:r>
+        <w:t>printf</w:t>
+      </w:r>
+      <w:proofErr w:type="spellEnd"/>
+      <w:r>
+        <w:t>(</w:t>
+      </w:r>
+      <w:proofErr w:type="gramEnd"/>
+      <w:r>
+        <w:t xml:space="preserve">) formats that are optimized (which gives a small speed improvement with the test programs). It also swaps to the latest version of </w:t>
+      </w:r>
+      <w:proofErr w:type="spellStart"/>
+      <w:r>
+        <w:t>ya_sprintf</w:t>
+      </w:r>
+      <w:proofErr w:type="spellEnd"/>
+      <w:r>
+        <w:t xml:space="preserve"> (2v4) which resolves an issue that can result in incorrect rounding with %f formats (giving a result potentially in error by one in the least significant digit).</w:t>
+      </w:r>
     </w:p>
     <w:sectPr>
       <w:headerReference w:type="default" r:id="rId29"/>
@@ -12096,7 +12140,7 @@
       <w:t>.</w:t>
     </w:r>
     <w:r>
-      <w:t>1</w:t>
+      <w:t>2</w:t>
     </w:r>
     <w:r>
       <w:t xml:space="preserve"> Manual</w:t>

--- a/man/wmawk2.docx
+++ b/man/wmawk2.docx
@@ -24,7 +24,7 @@
         <w:t>.</w:t>
       </w:r>
       <w:r>
-        <w:t>2</w:t>
+        <w:t>3</w:t>
       </w:r>
       <w:r>
         <w:t xml:space="preserve">, </w:t>
@@ -36,13 +36,13 @@
         <w:t xml:space="preserve"> 2</w:t>
       </w:r>
       <w:r>
-        <w:t>2</w:t>
+        <w:t>6</w:t>
       </w:r>
       <w:r>
         <w:rPr>
           <w:vertAlign w:val="superscript"/>
         </w:rPr>
-        <w:t>nd</w:t>
+        <w:t>th</w:t>
       </w:r>
       <w:r>
         <w:t xml:space="preserve"> </w:t>
@@ -11951,10 +11951,7 @@
         <w:t>2</w:t>
       </w:r>
       <w:r>
-        <w:t xml:space="preserve"> </w:t>
-      </w:r>
-      <w:r>
-        <w:t xml:space="preserve">adds %f to the list of </w:t>
+        <w:t xml:space="preserve"> adds %f to the list of </w:t>
       </w:r>
       <w:proofErr w:type="spellStart"/>
       <w:proofErr w:type="gramStart"/>
@@ -11976,6 +11973,192 @@
       <w:proofErr w:type="spellEnd"/>
       <w:r>
         <w:t xml:space="preserve"> (2v4) which resolves an issue that can result in incorrect rounding with %f formats (giving a result potentially in error by one in the least significant digit).</w:t>
+      </w:r>
+    </w:p>
+    <w:p>
+      <w:pPr>
+        <w:pStyle w:val="BodyText"/>
+      </w:pPr>
+      <w:r>
+        <w:t xml:space="preserve">Version </w:t>
+      </w:r>
+      <w:r>
+        <w:rPr>
+          <w:b/>
+          <w:bCs/>
+        </w:rPr>
+        <w:t>2.</w:t>
+      </w:r>
+      <w:r>
+        <w:rPr>
+          <w:b/>
+          <w:bCs/>
+        </w:rPr>
+        <w:t>3</w:t>
+      </w:r>
+      <w:r>
+        <w:t xml:space="preserve"> swaps to the latest version of </w:t>
+      </w:r>
+      <w:proofErr w:type="spellStart"/>
+      <w:r>
+        <w:t>ya_sprintf</w:t>
+      </w:r>
+      <w:proofErr w:type="spellEnd"/>
+      <w:r>
+        <w:t xml:space="preserve"> (2v</w:t>
+      </w:r>
+      <w:r>
+        <w:t>5</w:t>
+      </w:r>
+      <w:r>
+        <w:t>)</w:t>
+      </w:r>
+      <w:r>
+        <w:t xml:space="preserve"> which is faster for some numbers when converted via %f. The example below (crafted to give the maximum improvement) runs ~ 10% faster with wmawk2 version 2.3, but no significant speedup is shown on the test programs in the directory “test” when running </w:t>
+      </w:r>
+      <w:r>
+        <w:t>wmawk2test.bat</w:t>
+      </w:r>
+      <w:r>
+        <w:t>.</w:t>
+      </w:r>
+    </w:p>
+    <w:p>
+      <w:pPr>
+        <w:pStyle w:val="BodyText"/>
+        <w:ind w:left="720"/>
+        <w:rPr>
+          <w:rStyle w:val="VerbatimChar"/>
+          <w:sz w:val="16"/>
+          <w:szCs w:val="18"/>
+        </w:rPr>
+      </w:pPr>
+      <w:r>
+        <w:rPr>
+          <w:rStyle w:val="VerbatimChar"/>
+          <w:sz w:val="16"/>
+          <w:szCs w:val="18"/>
+        </w:rPr>
+        <w:t>wmawk2 "BEGIN{s=</w:t>
+      </w:r>
+      <w:proofErr w:type="spellStart"/>
+      <w:r>
+        <w:rPr>
+          <w:rStyle w:val="VerbatimChar"/>
+          <w:sz w:val="16"/>
+          <w:szCs w:val="18"/>
+        </w:rPr>
+        <w:t>systime</w:t>
+      </w:r>
+      <w:proofErr w:type="spellEnd"/>
+      <w:r>
+        <w:rPr>
+          <w:rStyle w:val="VerbatimChar"/>
+          <w:sz w:val="16"/>
+          <w:szCs w:val="18"/>
+        </w:rPr>
+        <w:t>(1</w:t>
+      </w:r>
+      <w:proofErr w:type="gramStart"/>
+      <w:r>
+        <w:rPr>
+          <w:rStyle w:val="VerbatimChar"/>
+          <w:sz w:val="16"/>
+          <w:szCs w:val="18"/>
+        </w:rPr>
+        <w:t>);for</w:t>
+      </w:r>
+      <w:proofErr w:type="gramEnd"/>
+      <w:r>
+        <w:rPr>
+          <w:rStyle w:val="VerbatimChar"/>
+          <w:sz w:val="16"/>
+          <w:szCs w:val="18"/>
+        </w:rPr>
+        <w:t>(</w:t>
+      </w:r>
+      <w:proofErr w:type="spellStart"/>
+      <w:r>
+        <w:rPr>
+          <w:rStyle w:val="VerbatimChar"/>
+          <w:sz w:val="16"/>
+          <w:szCs w:val="18"/>
+        </w:rPr>
+        <w:t>i</w:t>
+      </w:r>
+      <w:proofErr w:type="spellEnd"/>
+      <w:r>
+        <w:rPr>
+          <w:rStyle w:val="VerbatimChar"/>
+          <w:sz w:val="16"/>
+          <w:szCs w:val="18"/>
+        </w:rPr>
+        <w:t>=0;i&lt;1e9;++</w:t>
+      </w:r>
+      <w:proofErr w:type="spellStart"/>
+      <w:r>
+        <w:rPr>
+          <w:rStyle w:val="VerbatimChar"/>
+          <w:sz w:val="16"/>
+          <w:szCs w:val="18"/>
+        </w:rPr>
+        <w:t>i</w:t>
+      </w:r>
+      <w:proofErr w:type="spellEnd"/>
+      <w:r>
+        <w:rPr>
+          <w:rStyle w:val="VerbatimChar"/>
+          <w:sz w:val="16"/>
+          <w:szCs w:val="18"/>
+        </w:rPr>
+        <w:t>) z=</w:t>
+      </w:r>
+      <w:proofErr w:type="spellStart"/>
+      <w:r>
+        <w:rPr>
+          <w:rStyle w:val="VerbatimChar"/>
+          <w:sz w:val="16"/>
+          <w:szCs w:val="18"/>
+        </w:rPr>
+        <w:t>sprintf</w:t>
+      </w:r>
+      <w:proofErr w:type="spellEnd"/>
+      <w:r>
+        <w:rPr>
+          <w:rStyle w:val="VerbatimChar"/>
+          <w:sz w:val="16"/>
+          <w:szCs w:val="18"/>
+        </w:rPr>
+        <w:t xml:space="preserve">(\"%.1f\",0.25);print </w:t>
+      </w:r>
+      <w:proofErr w:type="spellStart"/>
+      <w:r>
+        <w:rPr>
+          <w:rStyle w:val="VerbatimChar"/>
+          <w:sz w:val="16"/>
+          <w:szCs w:val="18"/>
+        </w:rPr>
+        <w:t>systime</w:t>
+      </w:r>
+      <w:proofErr w:type="spellEnd"/>
+      <w:r>
+        <w:rPr>
+          <w:rStyle w:val="VerbatimChar"/>
+          <w:sz w:val="16"/>
+          <w:szCs w:val="18"/>
+        </w:rPr>
+        <w:t>(1)-s}"</w:t>
+      </w:r>
+    </w:p>
+    <w:p>
+      <w:pPr>
+        <w:pStyle w:val="BodyText"/>
+      </w:pPr>
+      <w:r>
+        <w:t xml:space="preserve"> </w:t>
+      </w:r>
+      <w:r>
+        <w:t>For comparison wmawk2 2v2 is 25% faster than 2v1 on this test.</w:t>
       </w:r>
     </w:p>
     <w:sectPr>
@@ -12140,7 +12323,7 @@
       <w:t>.</w:t>
     </w:r>
     <w:r>
-      <w:t>2</w:t>
+      <w:t>3</w:t>
     </w:r>
     <w:r>
       <w:t xml:space="preserve"> Manual</w:t>
